--- a/public/temas/ejercicio-1/ESQUEMA TEMA 49.docx
+++ b/public/temas/ejercicio-1/ESQUEMA TEMA 49.docx
@@ -376,7 +376,7 @@
           <w:rFonts w:ascii="Cambria" w:hAnsi="Cambria" w:cs="Cambria" w:eastAsia="Cambria"/>
           <w:sz w:val="22"/>
         </w:rPr>
-        <w:t xml:space="preserve"> en no envasados (RD 126/2015), origen de carne no elaborada, imitaciones</w:t>
+        <w:t xml:space="preserve"> en no envasados (Real Decreto 126/2015), origen de carne no elaborada, imitaciones</w:t>
       </w:r>
     </w:p>
     <w:p>
@@ -449,7 +449,7 @@
           <w:b/>
           <w:sz w:val="22"/>
         </w:rPr>
-        <w:t>Artículo 9</w:t>
+        <w:t>Art. 9</w:t>
       </w:r>
       <w:r>
         <w:rPr>
@@ -656,7 +656,7 @@
           <w:b/>
           <w:sz w:val="22"/>
         </w:rPr>
-        <w:t>Artículo 35</w:t>
+        <w:t>Art. 35</w:t>
       </w:r>
       <w:r>
         <w:rPr>
@@ -678,7 +678,7 @@
           <w:b/>
           <w:sz w:val="22"/>
         </w:rPr>
-        <w:t>Artículo 10</w:t>
+        <w:t>Art. 10</w:t>
       </w:r>
       <w:r>
         <w:rPr>
@@ -729,7 +729,7 @@
           <w:b/>
           <w:sz w:val="22"/>
         </w:rPr>
-        <w:t>Artículo 12</w:t>
+        <w:t>Art. 12</w:t>
       </w:r>
       <w:r>
         <w:rPr>
@@ -751,7 +751,7 @@
           <w:b/>
           <w:sz w:val="22"/>
         </w:rPr>
-        <w:t>Artículo 13</w:t>
+        <w:t>Art. 13</w:t>
       </w:r>
       <w:r>
         <w:rPr>
@@ -839,7 +839,7 @@
           <w:b/>
           <w:sz w:val="22"/>
         </w:rPr>
-        <w:t>Artículo 14</w:t>
+        <w:t>Art. 14</w:t>
       </w:r>
       <w:r>
         <w:rPr>
@@ -889,7 +889,7 @@
           <w:b/>
           <w:sz w:val="22"/>
         </w:rPr>
-        <w:t>Artículo 15</w:t>
+        <w:t>Art. 15</w:t>
       </w:r>
       <w:r>
         <w:rPr>
@@ -925,7 +925,7 @@
           <w:b/>
           <w:sz w:val="22"/>
         </w:rPr>
-        <w:t>Artículo 16</w:t>
+        <w:t>Art. 16</w:t>
       </w:r>
     </w:p>
     <w:p>
@@ -1639,7 +1639,7 @@
           <w:b/>
           <w:sz w:val="22"/>
         </w:rPr>
-        <w:t>RD 1334/1999</w:t>
+        <w:t>Real Decreto 1334/1999</w:t>
       </w:r>
       <w:r>
         <w:rPr>
@@ -1661,7 +1661,7 @@
           <w:b/>
           <w:sz w:val="22"/>
         </w:rPr>
-        <w:t>RD 126/2015</w:t>
+        <w:t>Real Decreto 126/2015</w:t>
       </w:r>
       <w:r>
         <w:rPr>
@@ -1696,7 +1696,7 @@
           <w:rFonts w:ascii="Cambria" w:hAnsi="Cambria" w:cs="Cambria" w:eastAsia="Cambria"/>
           <w:sz w:val="22"/>
         </w:rPr>
-        <w:t>Deroga el RD 1334/1999</w:t>
+        <w:t>Deroga el Real Decreto 1334/1999</w:t>
       </w:r>
     </w:p>
     <w:p>
@@ -1859,7 +1859,7 @@
           <w:rFonts w:ascii="Cambria" w:hAnsi="Cambria" w:cs="Cambria" w:eastAsia="Cambria"/>
           <w:sz w:val="22"/>
         </w:rPr>
-        <w:t xml:space="preserve"> (RD 930/1992), voluntario salvo declaración nutricional, Grupo 1 y Grupo 2</w:t>
+        <w:t xml:space="preserve"> (Real Decreto 930/1992), voluntario salvo declaración nutricional, Grupo 1 y Grupo 2</w:t>
       </w:r>
     </w:p>
     <w:p>
@@ -1896,7 +1896,7 @@
           <w:b/>
           <w:sz w:val="22"/>
         </w:rPr>
-        <w:t>Artículo 30</w:t>
+        <w:t>Art. 30</w:t>
       </w:r>
       <w:r>
         <w:rPr>
@@ -2237,7 +2237,7 @@
           <w:b/>
           <w:sz w:val="22"/>
         </w:rPr>
-        <w:t>Artículo 38</w:t>
+        <w:t>Art. 38</w:t>
       </w:r>
       <w:r>
         <w:rPr>
@@ -2259,7 +2259,7 @@
           <w:b/>
           <w:sz w:val="22"/>
         </w:rPr>
-        <w:t>Artículo 44</w:t>
+        <w:t>Art. 44</w:t>
       </w:r>
       <w:r>
         <w:rPr>
@@ -2295,7 +2295,7 @@
           <w:b/>
           <w:sz w:val="22"/>
         </w:rPr>
-        <w:t>RD 126/2015</w:t>
+        <w:t>Real Decreto 126/2015</w:t>
       </w:r>
       <w:r>
         <w:rPr>
@@ -2446,7 +2446,7 @@
           <w:b/>
           <w:sz w:val="22"/>
         </w:rPr>
-        <w:t>Artículo 6</w:t>
+        <w:t>Art. 6</w:t>
       </w:r>
       <w:r>
         <w:rPr>
@@ -2482,7 +2482,7 @@
           <w:b/>
           <w:sz w:val="22"/>
         </w:rPr>
-        <w:t>Artículo 7</w:t>
+        <w:t>Art. 7</w:t>
       </w:r>
       <w:r>
         <w:rPr>
@@ -2588,7 +2588,7 @@
           <w:b/>
           <w:sz w:val="22"/>
         </w:rPr>
-        <w:t>Artículos 8 y 9</w:t>
+        <w:t>Arts. 8 y 9</w:t>
       </w:r>
       <w:r>
         <w:rPr>
@@ -2738,7 +2738,7 @@
           <w:b/>
           <w:sz w:val="22"/>
         </w:rPr>
-        <w:t>RD 1718/1995</w:t>
+        <w:t>Real Decreto 1718/1995</w:t>
       </w:r>
     </w:p>
     <w:p>
@@ -2875,7 +2875,7 @@
           <w:b/>
           <w:sz w:val="22"/>
         </w:rPr>
-        <w:t>RD 928/1987</w:t>
+        <w:t>Real Decreto 928/1987</w:t>
       </w:r>
     </w:p>
     <w:p>
@@ -3041,7 +3041,7 @@
           <w:b/>
           <w:sz w:val="22"/>
         </w:rPr>
-        <w:t>RD 187/2016</w:t>
+        <w:t>Real Decreto 187/2016</w:t>
       </w:r>
       <w:r>
         <w:rPr>
@@ -3150,7 +3150,7 @@
           <w:b/>
           <w:sz w:val="22"/>
         </w:rPr>
-        <w:t>RD 1205/2011</w:t>
+        <w:t>Real Decreto 1205/2011</w:t>
       </w:r>
       <w:r>
         <w:rPr>
@@ -3243,7 +3243,7 @@
           <w:rFonts w:ascii="Cambria" w:hAnsi="Cambria" w:cs="Cambria" w:eastAsia="Cambria"/>
           <w:sz w:val="22"/>
         </w:rPr>
-        <w:t>Sin normativa sectorial en la UE, rige el RD 1468/1988 y el RSGP</w:t>
+        <w:t>Sin normativa sectorial en la UE, rige el Real Decreto 1468/1988 y el RSGP</w:t>
       </w:r>
     </w:p>
     <w:p>
@@ -3420,7 +3420,7 @@
           <w:rFonts w:ascii="Cambria" w:hAnsi="Cambria" w:cs="Cambria" w:eastAsia="Cambria"/>
           <w:sz w:val="22"/>
         </w:rPr>
-        <w:t>Industriales: norma general informativa (RD 1468/1988) y sectoriales con marcado CE</w:t>
+        <w:t>Industriales: norma general informativa (Real Decreto 1468/1988) y sectoriales con marcado CE</w:t>
       </w:r>
     </w:p>
     <w:p>
